--- a/Web应用项目开发/阶段二测试试卷.docx
+++ b/Web应用项目开发/阶段二测试试卷.docx
@@ -8,22 +8,25 @@
         <w:ind w:firstLine="0"/>
         <w:jc w:val="center"/>
         <w:rPr>
+          <w:rFonts w:hint="eastAsia" w:ascii="宋体" w:hAnsi="宋体" w:eastAsia="宋体" w:cs="宋体"/>
           <w:b/>
-          <w:sz w:val="24"/>
-          <w:szCs w:val="24"/>
-        </w:rPr>
-      </w:pPr>
-      <w:bookmarkStart w:id="0" w:name="_Toc279667834"/>
-      <w:bookmarkStart w:id="1" w:name="_Toc275932996"/>
-      <w:r>
-        <w:rPr>
-          <w:rFonts w:hint="eastAsia"/>
+          <w:sz w:val="36"/>
+          <w:szCs w:val="36"/>
+        </w:rPr>
+      </w:pPr>
+      <w:bookmarkStart w:id="0" w:name="_Toc275932996"/>
+      <w:bookmarkStart w:id="1" w:name="_Toc279667834"/>
+      <w:r>
+        <w:rPr>
+          <w:rFonts w:hint="eastAsia" w:ascii="宋体" w:hAnsi="宋体" w:eastAsia="宋体" w:cs="宋体"/>
           <w:b/>
-          <w:sz w:val="24"/>
-          <w:szCs w:val="24"/>
+          <w:sz w:val="36"/>
+          <w:szCs w:val="36"/>
         </w:rPr>
         <w:t>阶段二测试</w:t>
       </w:r>
+      <w:bookmarkStart w:id="2" w:name="_GoBack"/>
+      <w:bookmarkEnd w:id="2"/>
     </w:p>
     <w:p/>
     <w:tbl>
@@ -277,12 +280,12 @@
           <w:numId w:val="1"/>
         </w:numPr>
         <w:rPr>
-          <w:rFonts w:hint="eastAsia"/>
-        </w:rPr>
-      </w:pPr>
-      <w:r>
-        <w:rPr>
-          <w:rFonts w:hint="eastAsia"/>
+          <w:rFonts w:hint="eastAsia" w:asciiTheme="minorEastAsia" w:hAnsiTheme="minorEastAsia" w:eastAsiaTheme="minorEastAsia" w:cstheme="minorEastAsia"/>
+        </w:rPr>
+      </w:pPr>
+      <w:r>
+        <w:rPr>
+          <w:rFonts w:hint="eastAsia" w:asciiTheme="minorEastAsia" w:hAnsiTheme="minorEastAsia" w:eastAsiaTheme="minorEastAsia" w:cstheme="minorEastAsia"/>
           <w:b/>
           <w:sz w:val="24"/>
           <w:szCs w:val="24"/>
@@ -293,7 +296,7 @@
       <w:bookmarkEnd w:id="1"/>
       <w:r>
         <w:rPr>
-          <w:rFonts w:hint="eastAsia"/>
+          <w:rFonts w:hint="eastAsia" w:asciiTheme="minorEastAsia" w:hAnsiTheme="minorEastAsia" w:eastAsiaTheme="minorEastAsia" w:cstheme="minorEastAsia"/>
           <w:b/>
           <w:sz w:val="24"/>
           <w:szCs w:val="24"/>
@@ -1833,8 +1836,6 @@
         </w:rPr>
         <w:t xml:space="preserve">foreach(Control ctrl in this.Controls) </w:t>
       </w:r>
-      <w:bookmarkStart w:id="2" w:name="_GoBack"/>
-      <w:bookmarkEnd w:id="2"/>
     </w:p>
     <w:p>
       <w:pPr>
